--- a/sem_2/Lab2/Lab2.docx
+++ b/sem_2/Lab2/Lab2.docx
@@ -14,8 +14,6 @@
           <w:szCs w:val="28"/>
         </w:rPr>
       </w:pPr>
-      <w:bookmarkStart w:id="0" w:name="_GoBack"/>
-      <w:bookmarkEnd w:id="0"/>
       <w:r>
         <w:rPr>
           <w:rFonts w:ascii="Times New Roman" w:hAnsi="Times New Roman" w:cs="Times New Roman"/>
@@ -1404,7 +1402,7 @@
           <w:sz w:val="28"/>
           <w:szCs w:val="28"/>
         </w:rPr>
-        <w:t>Applicant(const Applicant&amp;) — конструктор копирования для создания дубликата объекта.</w:t>
+        <w:t>Applicant(const Applicant) — конструктор копирования для создания дубликата объекта.</w:t>
       </w:r>
     </w:p>
     <w:p>
@@ -1605,7 +1603,7 @@
           <w:szCs w:val="28"/>
           <w:lang w:val="ru-RU"/>
         </w:rPr>
-        <w:t>Определение компетентных функций</w:t>
+        <w:t>Определение компонентных функций</w:t>
       </w:r>
     </w:p>
     <w:p>
@@ -1730,7 +1728,33 @@
           <w:sz w:val="28"/>
           <w:szCs w:val="28"/>
         </w:rPr>
-        <w:t xml:space="preserve">Деструктор реализован как пустой метод. </w:t>
+        <w:t>Деструктор</w:t>
+      </w:r>
+      <w:r>
+        <w:rPr>
+          <w:rFonts w:hint="default"/>
+          <w:sz w:val="28"/>
+          <w:szCs w:val="28"/>
+          <w:lang w:val="ru-RU"/>
+        </w:rPr>
+        <w:t xml:space="preserve"> </w:t>
+      </w:r>
+      <w:bookmarkStart w:id="0" w:name="_GoBack"/>
+      <w:bookmarkEnd w:id="0"/>
+      <w:r>
+        <w:rPr>
+          <w:rFonts w:hint="default"/>
+          <w:sz w:val="28"/>
+          <w:szCs w:val="28"/>
+        </w:rPr>
+        <w:t>выводит сообщение о удалении объекта.</w:t>
+      </w:r>
+      <w:r>
+        <w:rPr>
+          <w:sz w:val="28"/>
+          <w:szCs w:val="28"/>
+        </w:rPr>
+        <w:t xml:space="preserve">. </w:t>
       </w:r>
     </w:p>
     <w:p>
@@ -2104,7 +2128,7 @@
           <w:szCs w:val="28"/>
           <w:lang w:val="en-US"/>
         </w:rPr>
-        <w:t>Uml-</w:t>
+        <w:t>UML-</w:t>
       </w:r>
       <w:r>
         <w:rPr>
@@ -2143,19 +2167,13 @@
         <w:ind w:right="0" w:rightChars="0"/>
         <w:jc w:val="both"/>
         <w:textAlignment w:val="auto"/>
-        <w:rPr>
-          <w:rFonts w:hint="default" w:ascii="Times New Roman" w:hAnsi="Times New Roman" w:eastAsia="SimSun" w:cs="Times New Roman"/>
-          <w:sz w:val="28"/>
-          <w:szCs w:val="28"/>
-          <w:lang w:val="ru-RU"/>
-        </w:rPr>
       </w:pPr>
       <w:r>
         <w:drawing>
           <wp:inline distT="0" distB="0" distL="114300" distR="114300">
-            <wp:extent cx="6021705" cy="3996690"/>
-            <wp:effectExtent l="0" t="0" r="17145" b="3810"/>
-            <wp:docPr id="2" name="Изображение 1"/>
+            <wp:extent cx="5969635" cy="5019675"/>
+            <wp:effectExtent l="0" t="0" r="12065" b="9525"/>
+            <wp:docPr id="1" name="Изображение 1"/>
             <wp:cNvGraphicFramePr>
               <a:graphicFrameLocks xmlns:a="http://schemas.openxmlformats.org/drawingml/2006/main" noChangeAspect="1"/>
             </wp:cNvGraphicFramePr>
@@ -2163,7 +2181,7 @@
               <a:graphicData uri="http://schemas.openxmlformats.org/drawingml/2006/picture">
                 <pic:pic xmlns:pic="http://schemas.openxmlformats.org/drawingml/2006/picture">
                   <pic:nvPicPr>
-                    <pic:cNvPr id="2" name="Изображение 1"/>
+                    <pic:cNvPr id="1" name="Изображение 1"/>
                     <pic:cNvPicPr>
                       <a:picLocks noChangeAspect="1"/>
                     </pic:cNvPicPr>
@@ -2177,7 +2195,7 @@
                   <pic:spPr>
                     <a:xfrm>
                       <a:off x="0" y="0"/>
-                      <a:ext cx="6021705" cy="3996690"/>
+                      <a:ext cx="5969635" cy="5019675"/>
                     </a:xfrm>
                     <a:prstGeom prst="rect">
                       <a:avLst/>
@@ -2196,235 +2214,193 @@
     </w:p>
     <w:p>
       <w:pPr>
+        <w:pStyle w:val="22"/>
+        <w:keepNext w:val="0"/>
+        <w:keepLines w:val="0"/>
+        <w:pageBreakBefore w:val="0"/>
+        <w:widowControl/>
         <w:numPr>
           <w:ilvl w:val="0"/>
           <w:numId w:val="0"/>
         </w:numPr>
-        <w:spacing w:after="30" w:line="360" w:lineRule="auto"/>
-        <w:ind w:left="440" w:leftChars="0"/>
-        <w:jc w:val="both"/>
-        <w:rPr>
-          <w:rFonts w:hint="default" w:ascii="Times New Roman" w:hAnsi="Times New Roman" w:cs="Times New Roman"/>
-          <w:b/>
-          <w:bCs/>
-          <w:sz w:val="28"/>
-          <w:szCs w:val="28"/>
-          <w:lang w:val="ru-RU"/>
-        </w:rPr>
-      </w:pPr>
-    </w:p>
-    <w:p>
-      <w:pPr>
+        <w:suppressLineNumbers w:val="0"/>
+        <w:kinsoku/>
+        <w:wordWrap/>
+        <w:overflowPunct/>
+        <w:topLinePunct w:val="0"/>
+        <w:autoSpaceDE/>
+        <w:autoSpaceDN/>
+        <w:bidi w:val="0"/>
+        <w:adjustRightInd/>
+        <w:snapToGrid/>
+        <w:spacing w:before="0" w:beforeAutospacing="1" w:after="0" w:afterAutospacing="1" w:line="360" w:lineRule="auto"/>
+        <w:ind w:right="0" w:rightChars="0"/>
+        <w:jc w:val="both"/>
+        <w:textAlignment w:val="auto"/>
+      </w:pPr>
+    </w:p>
+    <w:p>
+      <w:pPr>
+        <w:pStyle w:val="22"/>
+        <w:keepNext w:val="0"/>
+        <w:keepLines w:val="0"/>
+        <w:pageBreakBefore w:val="0"/>
+        <w:widowControl/>
         <w:numPr>
           <w:ilvl w:val="0"/>
           <w:numId w:val="0"/>
         </w:numPr>
-        <w:spacing w:after="30" w:line="360" w:lineRule="auto"/>
-        <w:jc w:val="both"/>
-        <w:rPr>
-          <w:rFonts w:hint="default" w:ascii="Times New Roman" w:hAnsi="Times New Roman" w:cs="Times New Roman"/>
-          <w:b/>
-          <w:bCs/>
-          <w:sz w:val="28"/>
-          <w:szCs w:val="28"/>
-          <w:lang w:val="ru-RU"/>
-        </w:rPr>
-      </w:pPr>
-    </w:p>
-    <w:p>
-      <w:pPr>
+        <w:suppressLineNumbers w:val="0"/>
+        <w:kinsoku/>
+        <w:wordWrap/>
+        <w:overflowPunct/>
+        <w:topLinePunct w:val="0"/>
+        <w:autoSpaceDE/>
+        <w:autoSpaceDN/>
+        <w:bidi w:val="0"/>
+        <w:adjustRightInd/>
+        <w:snapToGrid/>
+        <w:spacing w:before="0" w:beforeAutospacing="1" w:after="0" w:afterAutospacing="1" w:line="360" w:lineRule="auto"/>
+        <w:ind w:right="0" w:rightChars="0"/>
+        <w:jc w:val="both"/>
+        <w:textAlignment w:val="auto"/>
+      </w:pPr>
+    </w:p>
+    <w:p>
+      <w:pPr>
+        <w:pStyle w:val="22"/>
+        <w:keepNext w:val="0"/>
+        <w:keepLines w:val="0"/>
+        <w:pageBreakBefore w:val="0"/>
+        <w:widowControl/>
         <w:numPr>
           <w:ilvl w:val="0"/>
           <w:numId w:val="0"/>
         </w:numPr>
-        <w:spacing w:after="30" w:line="360" w:lineRule="auto"/>
-        <w:jc w:val="both"/>
-        <w:rPr>
-          <w:rFonts w:hint="default" w:ascii="Times New Roman" w:hAnsi="Times New Roman" w:cs="Times New Roman"/>
-          <w:b/>
-          <w:bCs/>
-          <w:sz w:val="28"/>
-          <w:szCs w:val="28"/>
-          <w:lang w:val="ru-RU"/>
-        </w:rPr>
-      </w:pPr>
-    </w:p>
-    <w:p>
-      <w:pPr>
+        <w:suppressLineNumbers w:val="0"/>
+        <w:kinsoku/>
+        <w:wordWrap/>
+        <w:overflowPunct/>
+        <w:topLinePunct w:val="0"/>
+        <w:autoSpaceDE/>
+        <w:autoSpaceDN/>
+        <w:bidi w:val="0"/>
+        <w:adjustRightInd/>
+        <w:snapToGrid/>
+        <w:spacing w:before="0" w:beforeAutospacing="1" w:after="0" w:afterAutospacing="1" w:line="360" w:lineRule="auto"/>
+        <w:ind w:right="0" w:rightChars="0"/>
+        <w:jc w:val="both"/>
+        <w:textAlignment w:val="auto"/>
+      </w:pPr>
+    </w:p>
+    <w:p>
+      <w:pPr>
+        <w:pStyle w:val="22"/>
+        <w:keepNext w:val="0"/>
+        <w:keepLines w:val="0"/>
+        <w:pageBreakBefore w:val="0"/>
+        <w:widowControl/>
         <w:numPr>
           <w:ilvl w:val="0"/>
           <w:numId w:val="0"/>
         </w:numPr>
-        <w:spacing w:after="30" w:line="360" w:lineRule="auto"/>
-        <w:jc w:val="both"/>
-        <w:rPr>
-          <w:rFonts w:hint="default" w:ascii="Times New Roman" w:hAnsi="Times New Roman" w:cs="Times New Roman"/>
-          <w:b/>
-          <w:bCs/>
-          <w:sz w:val="28"/>
-          <w:szCs w:val="28"/>
-          <w:lang w:val="ru-RU"/>
-        </w:rPr>
-      </w:pPr>
-    </w:p>
-    <w:p>
-      <w:pPr>
+        <w:suppressLineNumbers w:val="0"/>
+        <w:kinsoku/>
+        <w:wordWrap/>
+        <w:overflowPunct/>
+        <w:topLinePunct w:val="0"/>
+        <w:autoSpaceDE/>
+        <w:autoSpaceDN/>
+        <w:bidi w:val="0"/>
+        <w:adjustRightInd/>
+        <w:snapToGrid/>
+        <w:spacing w:before="0" w:beforeAutospacing="1" w:after="0" w:afterAutospacing="1" w:line="360" w:lineRule="auto"/>
+        <w:ind w:right="0" w:rightChars="0"/>
+        <w:jc w:val="both"/>
+        <w:textAlignment w:val="auto"/>
+      </w:pPr>
+    </w:p>
+    <w:p>
+      <w:pPr>
+        <w:pStyle w:val="22"/>
+        <w:keepNext w:val="0"/>
+        <w:keepLines w:val="0"/>
+        <w:pageBreakBefore w:val="0"/>
+        <w:widowControl/>
         <w:numPr>
           <w:ilvl w:val="0"/>
           <w:numId w:val="0"/>
         </w:numPr>
-        <w:spacing w:after="30" w:line="360" w:lineRule="auto"/>
-        <w:jc w:val="both"/>
-        <w:rPr>
-          <w:rFonts w:hint="default" w:ascii="Times New Roman" w:hAnsi="Times New Roman" w:cs="Times New Roman"/>
-          <w:b/>
-          <w:bCs/>
-          <w:sz w:val="28"/>
-          <w:szCs w:val="28"/>
-          <w:lang w:val="ru-RU"/>
-        </w:rPr>
-      </w:pPr>
-    </w:p>
-    <w:p>
-      <w:pPr>
+        <w:suppressLineNumbers w:val="0"/>
+        <w:kinsoku/>
+        <w:wordWrap/>
+        <w:overflowPunct/>
+        <w:topLinePunct w:val="0"/>
+        <w:autoSpaceDE/>
+        <w:autoSpaceDN/>
+        <w:bidi w:val="0"/>
+        <w:adjustRightInd/>
+        <w:snapToGrid/>
+        <w:spacing w:before="0" w:beforeAutospacing="1" w:after="0" w:afterAutospacing="1" w:line="360" w:lineRule="auto"/>
+        <w:ind w:right="0" w:rightChars="0"/>
+        <w:jc w:val="both"/>
+        <w:textAlignment w:val="auto"/>
+      </w:pPr>
+    </w:p>
+    <w:p>
+      <w:pPr>
+        <w:pStyle w:val="22"/>
+        <w:keepNext w:val="0"/>
+        <w:keepLines w:val="0"/>
+        <w:pageBreakBefore w:val="0"/>
+        <w:widowControl/>
         <w:numPr>
           <w:ilvl w:val="0"/>
           <w:numId w:val="0"/>
         </w:numPr>
-        <w:spacing w:after="30" w:line="360" w:lineRule="auto"/>
-        <w:jc w:val="both"/>
-        <w:rPr>
-          <w:rFonts w:hint="default" w:ascii="Times New Roman" w:hAnsi="Times New Roman" w:cs="Times New Roman"/>
-          <w:b/>
-          <w:bCs/>
-          <w:sz w:val="28"/>
-          <w:szCs w:val="28"/>
-          <w:lang w:val="ru-RU"/>
-        </w:rPr>
-      </w:pPr>
-    </w:p>
-    <w:p>
-      <w:pPr>
+        <w:suppressLineNumbers w:val="0"/>
+        <w:kinsoku/>
+        <w:wordWrap/>
+        <w:overflowPunct/>
+        <w:topLinePunct w:val="0"/>
+        <w:autoSpaceDE/>
+        <w:autoSpaceDN/>
+        <w:bidi w:val="0"/>
+        <w:adjustRightInd/>
+        <w:snapToGrid/>
+        <w:spacing w:before="0" w:beforeAutospacing="1" w:after="0" w:afterAutospacing="1" w:line="360" w:lineRule="auto"/>
+        <w:ind w:right="0" w:rightChars="0"/>
+        <w:jc w:val="both"/>
+        <w:textAlignment w:val="auto"/>
+      </w:pPr>
+    </w:p>
+    <w:p>
+      <w:pPr>
+        <w:pStyle w:val="22"/>
+        <w:keepNext w:val="0"/>
+        <w:keepLines w:val="0"/>
+        <w:pageBreakBefore w:val="0"/>
+        <w:widowControl/>
         <w:numPr>
           <w:ilvl w:val="0"/>
           <w:numId w:val="0"/>
         </w:numPr>
-        <w:spacing w:after="30" w:line="360" w:lineRule="auto"/>
-        <w:jc w:val="both"/>
-        <w:rPr>
-          <w:rFonts w:hint="default" w:ascii="Times New Roman" w:hAnsi="Times New Roman" w:cs="Times New Roman"/>
-          <w:b/>
-          <w:bCs/>
-          <w:sz w:val="28"/>
-          <w:szCs w:val="28"/>
-          <w:lang w:val="ru-RU"/>
-        </w:rPr>
-      </w:pPr>
-    </w:p>
-    <w:p>
-      <w:pPr>
-        <w:numPr>
-          <w:ilvl w:val="0"/>
-          <w:numId w:val="0"/>
-        </w:numPr>
-        <w:spacing w:after="30" w:line="360" w:lineRule="auto"/>
-        <w:jc w:val="both"/>
-        <w:rPr>
-          <w:rFonts w:hint="default" w:ascii="Times New Roman" w:hAnsi="Times New Roman" w:cs="Times New Roman"/>
-          <w:b/>
-          <w:bCs/>
-          <w:sz w:val="28"/>
-          <w:szCs w:val="28"/>
-          <w:lang w:val="ru-RU"/>
-        </w:rPr>
-      </w:pPr>
-    </w:p>
-    <w:p>
-      <w:pPr>
-        <w:numPr>
-          <w:ilvl w:val="0"/>
-          <w:numId w:val="0"/>
-        </w:numPr>
-        <w:spacing w:after="30" w:line="360" w:lineRule="auto"/>
-        <w:jc w:val="both"/>
-        <w:rPr>
-          <w:rFonts w:hint="default" w:ascii="Times New Roman" w:hAnsi="Times New Roman" w:cs="Times New Roman"/>
-          <w:b/>
-          <w:bCs/>
-          <w:sz w:val="28"/>
-          <w:szCs w:val="28"/>
-          <w:lang w:val="ru-RU"/>
-        </w:rPr>
-      </w:pPr>
-    </w:p>
-    <w:p>
-      <w:pPr>
-        <w:numPr>
-          <w:ilvl w:val="0"/>
-          <w:numId w:val="0"/>
-        </w:numPr>
-        <w:spacing w:after="30" w:line="360" w:lineRule="auto"/>
-        <w:jc w:val="both"/>
-        <w:rPr>
-          <w:rFonts w:hint="default" w:ascii="Times New Roman" w:hAnsi="Times New Roman" w:cs="Times New Roman"/>
-          <w:b/>
-          <w:bCs/>
-          <w:sz w:val="28"/>
-          <w:szCs w:val="28"/>
-          <w:lang w:val="ru-RU"/>
-        </w:rPr>
-      </w:pPr>
-    </w:p>
-    <w:p>
-      <w:pPr>
-        <w:numPr>
-          <w:ilvl w:val="0"/>
-          <w:numId w:val="0"/>
-        </w:numPr>
-        <w:spacing w:after="30" w:line="360" w:lineRule="auto"/>
-        <w:jc w:val="both"/>
-        <w:rPr>
-          <w:rFonts w:hint="default" w:ascii="Times New Roman" w:hAnsi="Times New Roman" w:cs="Times New Roman"/>
-          <w:b/>
-          <w:bCs/>
-          <w:sz w:val="28"/>
-          <w:szCs w:val="28"/>
-          <w:lang w:val="ru-RU"/>
-        </w:rPr>
-      </w:pPr>
-    </w:p>
-    <w:p>
-      <w:pPr>
-        <w:numPr>
-          <w:ilvl w:val="0"/>
-          <w:numId w:val="0"/>
-        </w:numPr>
-        <w:spacing w:after="30" w:line="360" w:lineRule="auto"/>
-        <w:jc w:val="both"/>
-        <w:rPr>
-          <w:rFonts w:hint="default" w:ascii="Times New Roman" w:hAnsi="Times New Roman" w:cs="Times New Roman"/>
-          <w:b/>
-          <w:bCs/>
-          <w:sz w:val="28"/>
-          <w:szCs w:val="28"/>
-          <w:lang w:val="ru-RU"/>
-        </w:rPr>
-      </w:pPr>
-    </w:p>
-    <w:p>
-      <w:pPr>
-        <w:numPr>
-          <w:ilvl w:val="0"/>
-          <w:numId w:val="0"/>
-        </w:numPr>
-        <w:spacing w:after="30" w:line="360" w:lineRule="auto"/>
-        <w:jc w:val="both"/>
-        <w:rPr>
-          <w:rFonts w:hint="default" w:ascii="Times New Roman" w:hAnsi="Times New Roman" w:cs="Times New Roman"/>
-          <w:b/>
-          <w:bCs/>
-          <w:sz w:val="28"/>
-          <w:szCs w:val="28"/>
+        <w:suppressLineNumbers w:val="0"/>
+        <w:kinsoku/>
+        <w:wordWrap/>
+        <w:overflowPunct/>
+        <w:topLinePunct w:val="0"/>
+        <w:autoSpaceDE/>
+        <w:autoSpaceDN/>
+        <w:bidi w:val="0"/>
+        <w:adjustRightInd/>
+        <w:snapToGrid/>
+        <w:spacing w:before="0" w:beforeAutospacing="1" w:after="0" w:afterAutospacing="1" w:line="360" w:lineRule="auto"/>
+        <w:ind w:right="0" w:rightChars="0"/>
+        <w:jc w:val="both"/>
+        <w:textAlignment w:val="auto"/>
+        <w:rPr>
+          <w:rFonts w:hint="default"/>
           <w:lang w:val="ru-RU"/>
         </w:rPr>
       </w:pPr>
